--- a/Knowledge/3-Work knowledge/1-Software Engineering/1-Fundamentals/5-My Source/7-Software/5-Software Development Life Cycle (SDLC)/1-Phases of SDLC/1-Coding Concepts/5-Program.docx
+++ b/Knowledge/3-Work knowledge/1-Software Engineering/1-Fundamentals/5-My Source/7-Software/5-Software Development Life Cycle (SDLC)/1-Phases of SDLC/1-Coding Concepts/5-Program.docx
@@ -42,7 +42,27 @@
           <w:sz w:val="18"/>
           <w:highlight w:val="lightGray"/>
         </w:rPr>
-        <w:t xml:space="preserve">: Persons Table -&gt; ID Column: 1, Name_En Column: Motasem Essam] -&gt; </w:t>
+        <w:t xml:space="preserve">: Persons Table -&gt; ID Column: 1, </w:t>
+      </w:r>
+      <w:proofErr w:type="spellStart"/>
+      <w:r>
+        <w:rPr>
+          <w:rFonts w:ascii="Arial" w:hAnsi="Arial"/>
+          <w:color w:val="000000"/>
+          <w:sz w:val="18"/>
+          <w:highlight w:val="lightGray"/>
+        </w:rPr>
+        <w:t>Name_En</w:t>
+      </w:r>
+      <w:proofErr w:type="spellEnd"/>
+      <w:r>
+        <w:rPr>
+          <w:rFonts w:ascii="Arial" w:hAnsi="Arial"/>
+          <w:color w:val="000000"/>
+          <w:sz w:val="18"/>
+          <w:highlight w:val="lightGray"/>
+        </w:rPr>
+        <w:t xml:space="preserve"> Column: Motasem Essam] -&gt; </w:t>
       </w:r>
       <w:r>
         <w:rPr>
@@ -98,16 +118,34 @@
           <w:sz w:val="18"/>
           <w:highlight w:val="lightGray"/>
         </w:rPr>
-        <w:t xml:space="preserve"> [6/</w:t>
-      </w:r>
-      <w:r>
-        <w:rPr>
-          <w:rFonts w:ascii="Arial" w:hAnsi="Arial"/>
-          <w:color w:val="000000"/>
-          <w:sz w:val="18"/>
-          <w:highlight w:val="lightGray"/>
-        </w:rPr>
-        <w:t>7</w:t>
+        <w:t xml:space="preserve"> [</w:t>
+      </w:r>
+      <w:r>
+        <w:rPr>
+          <w:rFonts w:ascii="Arial" w:hAnsi="Arial"/>
+          <w:color w:val="000000"/>
+          <w:sz w:val="18"/>
+          <w:highlight w:val="lightGray"/>
+        </w:rPr>
+        <w:t>1</w:t>
+      </w:r>
+      <w:r>
+        <w:rPr>
+          <w:rFonts w:ascii="Arial" w:hAnsi="Arial"/>
+          <w:color w:val="000000"/>
+          <w:sz w:val="18"/>
+          <w:highlight w:val="lightGray"/>
+        </w:rPr>
+        <w:t>/</w:t>
+      </w:r>
+      <w:r>
+        <w:rPr>
+          <w:rFonts w:ascii="Arial" w:hAnsi="Arial"/>
+          <w:color w:val="000000"/>
+          <w:sz w:val="18"/>
+          <w:highlight w:val="lightGray"/>
+        </w:rPr>
+        <w:t>23</w:t>
       </w:r>
       <w:r>
         <w:rPr>
@@ -170,7 +208,7 @@
           <w:rFonts w:ascii="Roboto Mono" w:hAnsi="Roboto Mono"/>
         </w:rPr>
         <w:pict w14:anchorId="78C3C6E4">
-          <v:rect id="_x0000_i1211" style="width:0;height:1.5pt" o:hralign="center" o:hrstd="t" o:hr="t" fillcolor="#a0a0a0" stroked="f"/>
+          <v:rect id="_x0000_i1025" style="width:0;height:1.5pt" o:hralign="center" o:hrstd="t" o:hr="t" fillcolor="#a0a0a0" stroked="f"/>
         </w:pict>
       </w:r>
     </w:p>
@@ -213,7 +251,27 @@
           <w:sz w:val="18"/>
           <w:highlight w:val="lightGray"/>
         </w:rPr>
-        <w:t xml:space="preserve">: Persons Table -&gt; ID Column: 1, Name_En Column: Motasem Essam] -&gt; </w:t>
+        <w:t xml:space="preserve">: Persons Table -&gt; ID Column: 1, </w:t>
+      </w:r>
+      <w:proofErr w:type="spellStart"/>
+      <w:r>
+        <w:rPr>
+          <w:rFonts w:ascii="Arial" w:hAnsi="Arial"/>
+          <w:color w:val="000000"/>
+          <w:sz w:val="18"/>
+          <w:highlight w:val="lightGray"/>
+        </w:rPr>
+        <w:t>Name_En</w:t>
+      </w:r>
+      <w:proofErr w:type="spellEnd"/>
+      <w:r>
+        <w:rPr>
+          <w:rFonts w:ascii="Arial" w:hAnsi="Arial"/>
+          <w:color w:val="000000"/>
+          <w:sz w:val="18"/>
+          <w:highlight w:val="lightGray"/>
+        </w:rPr>
+        <w:t xml:space="preserve"> Column: Motasem Essam] -&gt; </w:t>
       </w:r>
       <w:r>
         <w:rPr>
@@ -269,16 +327,34 @@
           <w:sz w:val="18"/>
           <w:highlight w:val="lightGray"/>
         </w:rPr>
-        <w:t xml:space="preserve"> [6/</w:t>
-      </w:r>
-      <w:r>
-        <w:rPr>
-          <w:rFonts w:ascii="Arial" w:hAnsi="Arial"/>
-          <w:color w:val="000000"/>
-          <w:sz w:val="18"/>
-          <w:highlight w:val="lightGray"/>
-        </w:rPr>
-        <w:t>7</w:t>
+        <w:t xml:space="preserve"> [</w:t>
+      </w:r>
+      <w:r>
+        <w:rPr>
+          <w:rFonts w:ascii="Arial" w:hAnsi="Arial"/>
+          <w:color w:val="000000"/>
+          <w:sz w:val="18"/>
+          <w:highlight w:val="lightGray"/>
+        </w:rPr>
+        <w:t>1</w:t>
+      </w:r>
+      <w:r>
+        <w:rPr>
+          <w:rFonts w:ascii="Arial" w:hAnsi="Arial"/>
+          <w:color w:val="000000"/>
+          <w:sz w:val="18"/>
+          <w:highlight w:val="lightGray"/>
+        </w:rPr>
+        <w:t>/</w:t>
+      </w:r>
+      <w:r>
+        <w:rPr>
+          <w:rFonts w:ascii="Arial" w:hAnsi="Arial"/>
+          <w:color w:val="000000"/>
+          <w:sz w:val="18"/>
+          <w:highlight w:val="lightGray"/>
+        </w:rPr>
+        <w:t>23</w:t>
       </w:r>
       <w:r>
         <w:rPr>
@@ -489,7 +565,7 @@
           <w:rFonts w:ascii="Roboto Mono" w:hAnsi="Roboto Mono"/>
         </w:rPr>
         <w:pict w14:anchorId="09B2240C">
-          <v:rect id="_x0000_i1212" style="width:0;height:1.5pt" o:hralign="center" o:hrstd="t" o:hr="t" fillcolor="#a0a0a0" stroked="f"/>
+          <v:rect id="_x0000_i1026" style="width:0;height:1.5pt" o:hralign="center" o:hrstd="t" o:hr="t" fillcolor="#a0a0a0" stroked="f"/>
         </w:pict>
       </w:r>
     </w:p>
@@ -526,7 +602,27 @@
           <w:sz w:val="18"/>
           <w:highlight w:val="lightGray"/>
         </w:rPr>
-        <w:t xml:space="preserve">: Persons Table -&gt; ID Column: 1, Name_En Column: Motasem Essam] -&gt; </w:t>
+        <w:t xml:space="preserve">: Persons Table -&gt; ID Column: 1, </w:t>
+      </w:r>
+      <w:proofErr w:type="spellStart"/>
+      <w:r>
+        <w:rPr>
+          <w:rFonts w:ascii="Arial" w:hAnsi="Arial"/>
+          <w:color w:val="000000"/>
+          <w:sz w:val="18"/>
+          <w:highlight w:val="lightGray"/>
+        </w:rPr>
+        <w:t>Name_En</w:t>
+      </w:r>
+      <w:proofErr w:type="spellEnd"/>
+      <w:r>
+        <w:rPr>
+          <w:rFonts w:ascii="Arial" w:hAnsi="Arial"/>
+          <w:color w:val="000000"/>
+          <w:sz w:val="18"/>
+          <w:highlight w:val="lightGray"/>
+        </w:rPr>
+        <w:t xml:space="preserve"> Column: Motasem Essam] -&gt; </w:t>
       </w:r>
       <w:r>
         <w:rPr>
@@ -582,16 +678,34 @@
           <w:sz w:val="18"/>
           <w:highlight w:val="lightGray"/>
         </w:rPr>
-        <w:t xml:space="preserve"> [6/</w:t>
-      </w:r>
-      <w:r>
-        <w:rPr>
-          <w:rFonts w:ascii="Arial" w:hAnsi="Arial"/>
-          <w:color w:val="000000"/>
-          <w:sz w:val="18"/>
-          <w:highlight w:val="lightGray"/>
-        </w:rPr>
-        <w:t>7</w:t>
+        <w:t xml:space="preserve"> [</w:t>
+      </w:r>
+      <w:r>
+        <w:rPr>
+          <w:rFonts w:ascii="Arial" w:hAnsi="Arial"/>
+          <w:color w:val="000000"/>
+          <w:sz w:val="18"/>
+          <w:highlight w:val="lightGray"/>
+        </w:rPr>
+        <w:t>1</w:t>
+      </w:r>
+      <w:r>
+        <w:rPr>
+          <w:rFonts w:ascii="Arial" w:hAnsi="Arial"/>
+          <w:color w:val="000000"/>
+          <w:sz w:val="18"/>
+          <w:highlight w:val="lightGray"/>
+        </w:rPr>
+        <w:t>/</w:t>
+      </w:r>
+      <w:r>
+        <w:rPr>
+          <w:rFonts w:ascii="Arial" w:hAnsi="Arial"/>
+          <w:color w:val="000000"/>
+          <w:sz w:val="18"/>
+          <w:highlight w:val="lightGray"/>
+        </w:rPr>
+        <w:t>23</w:t>
       </w:r>
       <w:r>
         <w:rPr>
@@ -747,7 +861,7 @@
           <w:rFonts w:ascii="Roboto Mono" w:hAnsi="Roboto Mono"/>
         </w:rPr>
         <w:pict w14:anchorId="121DA6B8">
-          <v:rect id="_x0000_i1213" style="width:0;height:1.5pt" o:hralign="center" o:hrstd="t" o:hr="t" fillcolor="#a0a0a0" stroked="f"/>
+          <v:rect id="_x0000_i1027" style="width:0;height:1.5pt" o:hralign="center" o:hrstd="t" o:hr="t" fillcolor="#a0a0a0" stroked="f"/>
         </w:pict>
       </w:r>
     </w:p>
@@ -895,7 +1009,7 @@
           <w:rFonts w:ascii="Roboto Mono" w:hAnsi="Roboto Mono"/>
         </w:rPr>
         <w:pict w14:anchorId="1691A9D4">
-          <v:rect id="_x0000_i1214" style="width:0;height:1.5pt" o:hralign="center" o:hrstd="t" o:hr="t" fillcolor="#a0a0a0" stroked="f"/>
+          <v:rect id="_x0000_i1028" style="width:0;height:1.5pt" o:hralign="center" o:hrstd="t" o:hr="t" fillcolor="#a0a0a0" stroked="f"/>
         </w:pict>
       </w:r>
     </w:p>
@@ -938,7 +1052,27 @@
           <w:sz w:val="18"/>
           <w:highlight w:val="lightGray"/>
         </w:rPr>
-        <w:t xml:space="preserve">: Persons Table -&gt; ID Column: 1, Name_En Column: Motasem Essam] -&gt; </w:t>
+        <w:t xml:space="preserve">: Persons Table -&gt; ID Column: 1, </w:t>
+      </w:r>
+      <w:proofErr w:type="spellStart"/>
+      <w:r>
+        <w:rPr>
+          <w:rFonts w:ascii="Arial" w:hAnsi="Arial"/>
+          <w:color w:val="000000"/>
+          <w:sz w:val="18"/>
+          <w:highlight w:val="lightGray"/>
+        </w:rPr>
+        <w:t>Name_En</w:t>
+      </w:r>
+      <w:proofErr w:type="spellEnd"/>
+      <w:r>
+        <w:rPr>
+          <w:rFonts w:ascii="Arial" w:hAnsi="Arial"/>
+          <w:color w:val="000000"/>
+          <w:sz w:val="18"/>
+          <w:highlight w:val="lightGray"/>
+        </w:rPr>
+        <w:t xml:space="preserve"> Column: Motasem Essam] -&gt; </w:t>
       </w:r>
       <w:r>
         <w:rPr>
@@ -994,16 +1128,34 @@
           <w:sz w:val="18"/>
           <w:highlight w:val="lightGray"/>
         </w:rPr>
-        <w:t xml:space="preserve"> [6/</w:t>
-      </w:r>
-      <w:r>
-        <w:rPr>
-          <w:rFonts w:ascii="Arial" w:hAnsi="Arial"/>
-          <w:color w:val="000000"/>
-          <w:sz w:val="18"/>
-          <w:highlight w:val="lightGray"/>
-        </w:rPr>
-        <w:t>7</w:t>
+        <w:t xml:space="preserve"> [</w:t>
+      </w:r>
+      <w:r>
+        <w:rPr>
+          <w:rFonts w:ascii="Arial" w:hAnsi="Arial"/>
+          <w:color w:val="000000"/>
+          <w:sz w:val="18"/>
+          <w:highlight w:val="lightGray"/>
+        </w:rPr>
+        <w:t>1</w:t>
+      </w:r>
+      <w:r>
+        <w:rPr>
+          <w:rFonts w:ascii="Arial" w:hAnsi="Arial"/>
+          <w:color w:val="000000"/>
+          <w:sz w:val="18"/>
+          <w:highlight w:val="lightGray"/>
+        </w:rPr>
+        <w:t>/</w:t>
+      </w:r>
+      <w:r>
+        <w:rPr>
+          <w:rFonts w:ascii="Arial" w:hAnsi="Arial"/>
+          <w:color w:val="000000"/>
+          <w:sz w:val="18"/>
+          <w:highlight w:val="lightGray"/>
+        </w:rPr>
+        <w:t>23</w:t>
       </w:r>
       <w:r>
         <w:rPr>
@@ -1175,7 +1327,7 @@
           <w:rFonts w:ascii="Roboto Mono" w:hAnsi="Roboto Mono"/>
         </w:rPr>
         <w:pict w14:anchorId="6D2CDA58">
-          <v:rect id="_x0000_i1215" style="width:0;height:1.5pt" o:hralign="center" o:hrstd="t" o:hr="t" fillcolor="#a0a0a0" stroked="f"/>
+          <v:rect id="_x0000_i1029" style="width:0;height:1.5pt" o:hralign="center" o:hrstd="t" o:hr="t" fillcolor="#a0a0a0" stroked="f"/>
         </w:pict>
       </w:r>
     </w:p>
@@ -1211,7 +1363,27 @@
           <w:sz w:val="18"/>
           <w:highlight w:val="lightGray"/>
         </w:rPr>
-        <w:t xml:space="preserve">: Persons Table -&gt; ID Column: 1, Name_En Column: Motasem Essam] -&gt; </w:t>
+        <w:t xml:space="preserve">: Persons Table -&gt; ID Column: 1, </w:t>
+      </w:r>
+      <w:proofErr w:type="spellStart"/>
+      <w:r>
+        <w:rPr>
+          <w:rFonts w:ascii="Arial" w:hAnsi="Arial"/>
+          <w:color w:val="000000"/>
+          <w:sz w:val="18"/>
+          <w:highlight w:val="lightGray"/>
+        </w:rPr>
+        <w:t>Name_En</w:t>
+      </w:r>
+      <w:proofErr w:type="spellEnd"/>
+      <w:r>
+        <w:rPr>
+          <w:rFonts w:ascii="Arial" w:hAnsi="Arial"/>
+          <w:color w:val="000000"/>
+          <w:sz w:val="18"/>
+          <w:highlight w:val="lightGray"/>
+        </w:rPr>
+        <w:t xml:space="preserve"> Column: Motasem Essam] -&gt; </w:t>
       </w:r>
       <w:r>
         <w:rPr>
@@ -1267,16 +1439,34 @@
           <w:sz w:val="18"/>
           <w:highlight w:val="lightGray"/>
         </w:rPr>
-        <w:t xml:space="preserve"> [6/</w:t>
-      </w:r>
-      <w:r>
-        <w:rPr>
-          <w:rFonts w:ascii="Arial" w:hAnsi="Arial"/>
-          <w:color w:val="000000"/>
-          <w:sz w:val="18"/>
-          <w:highlight w:val="lightGray"/>
-        </w:rPr>
-        <w:t>7</w:t>
+        <w:t xml:space="preserve"> [</w:t>
+      </w:r>
+      <w:r>
+        <w:rPr>
+          <w:rFonts w:ascii="Arial" w:hAnsi="Arial"/>
+          <w:color w:val="000000"/>
+          <w:sz w:val="18"/>
+          <w:highlight w:val="lightGray"/>
+        </w:rPr>
+        <w:t>1</w:t>
+      </w:r>
+      <w:r>
+        <w:rPr>
+          <w:rFonts w:ascii="Arial" w:hAnsi="Arial"/>
+          <w:color w:val="000000"/>
+          <w:sz w:val="18"/>
+          <w:highlight w:val="lightGray"/>
+        </w:rPr>
+        <w:t>/</w:t>
+      </w:r>
+      <w:r>
+        <w:rPr>
+          <w:rFonts w:ascii="Arial" w:hAnsi="Arial"/>
+          <w:color w:val="000000"/>
+          <w:sz w:val="18"/>
+          <w:highlight w:val="lightGray"/>
+        </w:rPr>
+        <w:t>23</w:t>
       </w:r>
       <w:r>
         <w:rPr>
@@ -1377,8 +1567,16 @@
         <w:rPr>
           <w:rFonts w:ascii="Roboto Mono" w:hAnsi="Roboto Mono"/>
         </w:rPr>
-        <w:t>&lt;?php</w:t>
-      </w:r>
+        <w:t>&lt;?</w:t>
+      </w:r>
+      <w:proofErr w:type="spellStart"/>
+      <w:r>
+        <w:rPr>
+          <w:rFonts w:ascii="Roboto Mono" w:hAnsi="Roboto Mono"/>
+        </w:rPr>
+        <w:t>php</w:t>
+      </w:r>
+      <w:proofErr w:type="spellEnd"/>
       <w:r>
         <w:rPr>
           <w:rFonts w:ascii="Roboto Mono" w:hAnsi="Roboto Mono"/>
@@ -1517,7 +1715,7 @@
           <w:rFonts w:ascii="Roboto Mono" w:hAnsi="Roboto Mono"/>
         </w:rPr>
         <w:pict w14:anchorId="6CC141E0">
-          <v:rect id="_x0000_i1216" style="width:0;height:1.5pt" o:hralign="center" o:hrstd="t" o:hr="t" fillcolor="#a0a0a0" stroked="f"/>
+          <v:rect id="_x0000_i1030" style="width:0;height:1.5pt" o:hralign="center" o:hrstd="t" o:hr="t" fillcolor="#a0a0a0" stroked="f"/>
         </w:pict>
       </w:r>
     </w:p>
@@ -1723,7 +1921,7 @@
           <w:rFonts w:ascii="Roboto Mono" w:hAnsi="Roboto Mono"/>
         </w:rPr>
         <w:pict w14:anchorId="4D091B65">
-          <v:rect id="_x0000_i1217" style="width:0;height:1.5pt" o:hralign="center" o:hrstd="t" o:hr="t" fillcolor="#a0a0a0" stroked="f"/>
+          <v:rect id="_x0000_i1031" style="width:0;height:1.5pt" o:hralign="center" o:hrstd="t" o:hr="t" fillcolor="#a0a0a0" stroked="f"/>
         </w:pict>
       </w:r>
     </w:p>
@@ -1759,7 +1957,27 @@
           <w:sz w:val="18"/>
           <w:highlight w:val="lightGray"/>
         </w:rPr>
-        <w:t xml:space="preserve">: Persons Table -&gt; ID Column: 1, Name_En Column: Motasem Essam] -&gt; </w:t>
+        <w:t xml:space="preserve">: Persons Table -&gt; ID Column: 1, </w:t>
+      </w:r>
+      <w:proofErr w:type="spellStart"/>
+      <w:r>
+        <w:rPr>
+          <w:rFonts w:ascii="Arial" w:hAnsi="Arial"/>
+          <w:color w:val="000000"/>
+          <w:sz w:val="18"/>
+          <w:highlight w:val="lightGray"/>
+        </w:rPr>
+        <w:t>Name_En</w:t>
+      </w:r>
+      <w:proofErr w:type="spellEnd"/>
+      <w:r>
+        <w:rPr>
+          <w:rFonts w:ascii="Arial" w:hAnsi="Arial"/>
+          <w:color w:val="000000"/>
+          <w:sz w:val="18"/>
+          <w:highlight w:val="lightGray"/>
+        </w:rPr>
+        <w:t xml:space="preserve"> Column: Motasem Essam] -&gt; </w:t>
       </w:r>
       <w:r>
         <w:rPr>
@@ -1815,16 +2033,34 @@
           <w:sz w:val="18"/>
           <w:highlight w:val="lightGray"/>
         </w:rPr>
-        <w:t xml:space="preserve"> [6/</w:t>
-      </w:r>
-      <w:r>
-        <w:rPr>
-          <w:rFonts w:ascii="Arial" w:hAnsi="Arial"/>
-          <w:color w:val="000000"/>
-          <w:sz w:val="18"/>
-          <w:highlight w:val="lightGray"/>
-        </w:rPr>
-        <w:t>7</w:t>
+        <w:t xml:space="preserve"> [</w:t>
+      </w:r>
+      <w:r>
+        <w:rPr>
+          <w:rFonts w:ascii="Arial" w:hAnsi="Arial"/>
+          <w:color w:val="000000"/>
+          <w:sz w:val="18"/>
+          <w:highlight w:val="lightGray"/>
+        </w:rPr>
+        <w:t>1</w:t>
+      </w:r>
+      <w:r>
+        <w:rPr>
+          <w:rFonts w:ascii="Arial" w:hAnsi="Arial"/>
+          <w:color w:val="000000"/>
+          <w:sz w:val="18"/>
+          <w:highlight w:val="lightGray"/>
+        </w:rPr>
+        <w:t>/</w:t>
+      </w:r>
+      <w:r>
+        <w:rPr>
+          <w:rFonts w:ascii="Arial" w:hAnsi="Arial"/>
+          <w:color w:val="000000"/>
+          <w:sz w:val="18"/>
+          <w:highlight w:val="lightGray"/>
+        </w:rPr>
+        <w:t>23</w:t>
       </w:r>
       <w:r>
         <w:rPr>
@@ -1860,7 +2096,7 @@
           <w:rFonts w:ascii="Roboto Mono" w:hAnsi="Roboto Mono"/>
         </w:rPr>
         <w:pict w14:anchorId="716CD69E">
-          <v:rect id="_x0000_i1218" style="width:0;height:1.5pt" o:hralign="center" o:hrstd="t" o:hr="t" fillcolor="#a0a0a0" stroked="f"/>
+          <v:rect id="_x0000_i1032" style="width:0;height:1.5pt" o:hralign="center" o:hrstd="t" o:hr="t" fillcolor="#a0a0a0" stroked="f"/>
         </w:pict>
       </w:r>
     </w:p>
@@ -1899,7 +2135,27 @@
           <w:sz w:val="18"/>
           <w:highlight w:val="lightGray"/>
         </w:rPr>
-        <w:t xml:space="preserve">: Persons Table -&gt; ID Column: 1, Name_En Column: Motasem Essam] -&gt; </w:t>
+        <w:t xml:space="preserve">: Persons Table -&gt; ID Column: 1, </w:t>
+      </w:r>
+      <w:proofErr w:type="spellStart"/>
+      <w:r>
+        <w:rPr>
+          <w:rFonts w:ascii="Arial" w:hAnsi="Arial"/>
+          <w:color w:val="000000"/>
+          <w:sz w:val="18"/>
+          <w:highlight w:val="lightGray"/>
+        </w:rPr>
+        <w:t>Name_En</w:t>
+      </w:r>
+      <w:proofErr w:type="spellEnd"/>
+      <w:r>
+        <w:rPr>
+          <w:rFonts w:ascii="Arial" w:hAnsi="Arial"/>
+          <w:color w:val="000000"/>
+          <w:sz w:val="18"/>
+          <w:highlight w:val="lightGray"/>
+        </w:rPr>
+        <w:t xml:space="preserve"> Column: Motasem Essam] -&gt; </w:t>
       </w:r>
       <w:r>
         <w:rPr>
@@ -1955,16 +2211,34 @@
           <w:sz w:val="18"/>
           <w:highlight w:val="lightGray"/>
         </w:rPr>
-        <w:t xml:space="preserve"> [6/</w:t>
-      </w:r>
-      <w:r>
-        <w:rPr>
-          <w:rFonts w:ascii="Arial" w:hAnsi="Arial"/>
-          <w:color w:val="000000"/>
-          <w:sz w:val="18"/>
-          <w:highlight w:val="lightGray"/>
-        </w:rPr>
-        <w:t>7</w:t>
+        <w:t xml:space="preserve"> [</w:t>
+      </w:r>
+      <w:r>
+        <w:rPr>
+          <w:rFonts w:ascii="Arial" w:hAnsi="Arial"/>
+          <w:color w:val="000000"/>
+          <w:sz w:val="18"/>
+          <w:highlight w:val="lightGray"/>
+        </w:rPr>
+        <w:t>1</w:t>
+      </w:r>
+      <w:r>
+        <w:rPr>
+          <w:rFonts w:ascii="Arial" w:hAnsi="Arial"/>
+          <w:color w:val="000000"/>
+          <w:sz w:val="18"/>
+          <w:highlight w:val="lightGray"/>
+        </w:rPr>
+        <w:t>/</w:t>
+      </w:r>
+      <w:r>
+        <w:rPr>
+          <w:rFonts w:ascii="Arial" w:hAnsi="Arial"/>
+          <w:color w:val="000000"/>
+          <w:sz w:val="18"/>
+          <w:highlight w:val="lightGray"/>
+        </w:rPr>
+        <w:t>23</w:t>
       </w:r>
       <w:r>
         <w:rPr>
@@ -2074,7 +2348,7 @@
           <w:rFonts w:ascii="Roboto Mono" w:hAnsi="Roboto Mono"/>
         </w:rPr>
         <w:pict w14:anchorId="77725EEF">
-          <v:rect id="_x0000_i1219" style="width:0;height:1.5pt" o:hralign="center" o:hrstd="t" o:hr="t" fillcolor="#a0a0a0" stroked="f"/>
+          <v:rect id="_x0000_i1033" style="width:0;height:1.5pt" o:hralign="center" o:hrstd="t" o:hr="t" fillcolor="#a0a0a0" stroked="f"/>
         </w:pict>
       </w:r>
     </w:p>
@@ -2113,7 +2387,27 @@
           <w:sz w:val="18"/>
           <w:highlight w:val="lightGray"/>
         </w:rPr>
-        <w:t xml:space="preserve">: Persons Table -&gt; ID Column: 1, Name_En Column: Motasem Essam] -&gt; </w:t>
+        <w:t xml:space="preserve">: Persons Table -&gt; ID Column: 1, </w:t>
+      </w:r>
+      <w:proofErr w:type="spellStart"/>
+      <w:r>
+        <w:rPr>
+          <w:rFonts w:ascii="Arial" w:hAnsi="Arial"/>
+          <w:color w:val="000000"/>
+          <w:sz w:val="18"/>
+          <w:highlight w:val="lightGray"/>
+        </w:rPr>
+        <w:t>Name_En</w:t>
+      </w:r>
+      <w:proofErr w:type="spellEnd"/>
+      <w:r>
+        <w:rPr>
+          <w:rFonts w:ascii="Arial" w:hAnsi="Arial"/>
+          <w:color w:val="000000"/>
+          <w:sz w:val="18"/>
+          <w:highlight w:val="lightGray"/>
+        </w:rPr>
+        <w:t xml:space="preserve"> Column: Motasem Essam] -&gt; </w:t>
       </w:r>
       <w:r>
         <w:rPr>
@@ -2169,16 +2463,34 @@
           <w:sz w:val="18"/>
           <w:highlight w:val="lightGray"/>
         </w:rPr>
-        <w:t xml:space="preserve"> [6/</w:t>
-      </w:r>
-      <w:r>
-        <w:rPr>
-          <w:rFonts w:ascii="Arial" w:hAnsi="Arial"/>
-          <w:color w:val="000000"/>
-          <w:sz w:val="18"/>
-          <w:highlight w:val="lightGray"/>
-        </w:rPr>
-        <w:t>7</w:t>
+        <w:t xml:space="preserve"> [</w:t>
+      </w:r>
+      <w:r>
+        <w:rPr>
+          <w:rFonts w:ascii="Arial" w:hAnsi="Arial"/>
+          <w:color w:val="000000"/>
+          <w:sz w:val="18"/>
+          <w:highlight w:val="lightGray"/>
+        </w:rPr>
+        <w:t>1</w:t>
+      </w:r>
+      <w:r>
+        <w:rPr>
+          <w:rFonts w:ascii="Arial" w:hAnsi="Arial"/>
+          <w:color w:val="000000"/>
+          <w:sz w:val="18"/>
+          <w:highlight w:val="lightGray"/>
+        </w:rPr>
+        <w:t>/</w:t>
+      </w:r>
+      <w:r>
+        <w:rPr>
+          <w:rFonts w:ascii="Arial" w:hAnsi="Arial"/>
+          <w:color w:val="000000"/>
+          <w:sz w:val="18"/>
+          <w:highlight w:val="lightGray"/>
+        </w:rPr>
+        <w:t>23</w:t>
       </w:r>
       <w:r>
         <w:rPr>
@@ -2294,7 +2606,7 @@
           <w:rFonts w:ascii="Roboto Mono" w:hAnsi="Roboto Mono"/>
         </w:rPr>
         <w:pict w14:anchorId="79B0FA9F">
-          <v:rect id="_x0000_i1220" style="width:0;height:1.5pt" o:hralign="center" o:hrstd="t" o:hr="t" fillcolor="#a0a0a0" stroked="f"/>
+          <v:rect id="_x0000_i1034" style="width:0;height:1.5pt" o:hralign="center" o:hrstd="t" o:hr="t" fillcolor="#a0a0a0" stroked="f"/>
         </w:pict>
       </w:r>
     </w:p>
@@ -2333,7 +2645,27 @@
           <w:sz w:val="18"/>
           <w:highlight w:val="lightGray"/>
         </w:rPr>
-        <w:t xml:space="preserve">: Persons Table -&gt; ID Column: 1, Name_En Column: Motasem Essam] -&gt; </w:t>
+        <w:t xml:space="preserve">: Persons Table -&gt; ID Column: 1, </w:t>
+      </w:r>
+      <w:proofErr w:type="spellStart"/>
+      <w:r>
+        <w:rPr>
+          <w:rFonts w:ascii="Arial" w:hAnsi="Arial"/>
+          <w:color w:val="000000"/>
+          <w:sz w:val="18"/>
+          <w:highlight w:val="lightGray"/>
+        </w:rPr>
+        <w:t>Name_En</w:t>
+      </w:r>
+      <w:proofErr w:type="spellEnd"/>
+      <w:r>
+        <w:rPr>
+          <w:rFonts w:ascii="Arial" w:hAnsi="Arial"/>
+          <w:color w:val="000000"/>
+          <w:sz w:val="18"/>
+          <w:highlight w:val="lightGray"/>
+        </w:rPr>
+        <w:t xml:space="preserve"> Column: Motasem Essam] -&gt; </w:t>
       </w:r>
       <w:r>
         <w:rPr>
@@ -2389,16 +2721,34 @@
           <w:sz w:val="18"/>
           <w:highlight w:val="lightGray"/>
         </w:rPr>
-        <w:t xml:space="preserve"> [6/</w:t>
-      </w:r>
-      <w:r>
-        <w:rPr>
-          <w:rFonts w:ascii="Arial" w:hAnsi="Arial"/>
-          <w:color w:val="000000"/>
-          <w:sz w:val="18"/>
-          <w:highlight w:val="lightGray"/>
-        </w:rPr>
-        <w:t>7</w:t>
+        <w:t xml:space="preserve"> [</w:t>
+      </w:r>
+      <w:r>
+        <w:rPr>
+          <w:rFonts w:ascii="Arial" w:hAnsi="Arial"/>
+          <w:color w:val="000000"/>
+          <w:sz w:val="18"/>
+          <w:highlight w:val="lightGray"/>
+        </w:rPr>
+        <w:t>1</w:t>
+      </w:r>
+      <w:r>
+        <w:rPr>
+          <w:rFonts w:ascii="Arial" w:hAnsi="Arial"/>
+          <w:color w:val="000000"/>
+          <w:sz w:val="18"/>
+          <w:highlight w:val="lightGray"/>
+        </w:rPr>
+        <w:t>/</w:t>
+      </w:r>
+      <w:r>
+        <w:rPr>
+          <w:rFonts w:ascii="Arial" w:hAnsi="Arial"/>
+          <w:color w:val="000000"/>
+          <w:sz w:val="18"/>
+          <w:highlight w:val="lightGray"/>
+        </w:rPr>
+        <w:t>23</w:t>
       </w:r>
       <w:r>
         <w:rPr>
@@ -2514,7 +2864,7 @@
           <w:rFonts w:ascii="Roboto Mono" w:hAnsi="Roboto Mono"/>
         </w:rPr>
         <w:pict w14:anchorId="158B9316">
-          <v:rect id="_x0000_i1221" style="width:0;height:1.5pt" o:hralign="center" o:hrstd="t" o:hr="t" fillcolor="#a0a0a0" stroked="f"/>
+          <v:rect id="_x0000_i1035" style="width:0;height:1.5pt" o:hralign="center" o:hrstd="t" o:hr="t" fillcolor="#a0a0a0" stroked="f"/>
         </w:pict>
       </w:r>
     </w:p>
@@ -2553,7 +2903,27 @@
           <w:sz w:val="18"/>
           <w:highlight w:val="lightGray"/>
         </w:rPr>
-        <w:t xml:space="preserve">: Persons Table -&gt; ID Column: 1, Name_En Column: Motasem Essam] -&gt; </w:t>
+        <w:t xml:space="preserve">: Persons Table -&gt; ID Column: 1, </w:t>
+      </w:r>
+      <w:proofErr w:type="spellStart"/>
+      <w:r>
+        <w:rPr>
+          <w:rFonts w:ascii="Arial" w:hAnsi="Arial"/>
+          <w:color w:val="000000"/>
+          <w:sz w:val="18"/>
+          <w:highlight w:val="lightGray"/>
+        </w:rPr>
+        <w:t>Name_En</w:t>
+      </w:r>
+      <w:proofErr w:type="spellEnd"/>
+      <w:r>
+        <w:rPr>
+          <w:rFonts w:ascii="Arial" w:hAnsi="Arial"/>
+          <w:color w:val="000000"/>
+          <w:sz w:val="18"/>
+          <w:highlight w:val="lightGray"/>
+        </w:rPr>
+        <w:t xml:space="preserve"> Column: Motasem Essam] -&gt; </w:t>
       </w:r>
       <w:r>
         <w:rPr>
@@ -2609,16 +2979,34 @@
           <w:sz w:val="18"/>
           <w:highlight w:val="lightGray"/>
         </w:rPr>
-        <w:t xml:space="preserve"> [6/</w:t>
-      </w:r>
-      <w:r>
-        <w:rPr>
-          <w:rFonts w:ascii="Arial" w:hAnsi="Arial"/>
-          <w:color w:val="000000"/>
-          <w:sz w:val="18"/>
-          <w:highlight w:val="lightGray"/>
-        </w:rPr>
-        <w:t>7</w:t>
+        <w:t xml:space="preserve"> [</w:t>
+      </w:r>
+      <w:r>
+        <w:rPr>
+          <w:rFonts w:ascii="Arial" w:hAnsi="Arial"/>
+          <w:color w:val="000000"/>
+          <w:sz w:val="18"/>
+          <w:highlight w:val="lightGray"/>
+        </w:rPr>
+        <w:t>1</w:t>
+      </w:r>
+      <w:r>
+        <w:rPr>
+          <w:rFonts w:ascii="Arial" w:hAnsi="Arial"/>
+          <w:color w:val="000000"/>
+          <w:sz w:val="18"/>
+          <w:highlight w:val="lightGray"/>
+        </w:rPr>
+        <w:t>/</w:t>
+      </w:r>
+      <w:r>
+        <w:rPr>
+          <w:rFonts w:ascii="Arial" w:hAnsi="Arial"/>
+          <w:color w:val="000000"/>
+          <w:sz w:val="18"/>
+          <w:highlight w:val="lightGray"/>
+        </w:rPr>
+        <w:t>23</w:t>
       </w:r>
       <w:r>
         <w:rPr>
@@ -2714,14 +3102,42 @@
         <w:rPr>
           <w:rFonts w:ascii="Roboto Mono" w:hAnsi="Roboto Mono"/>
         </w:rPr>
-        <w:t>for i in range(5):</w:t>
+        <w:t xml:space="preserve">for </w:t>
+      </w:r>
+      <w:proofErr w:type="spellStart"/>
+      <w:r>
+        <w:rPr>
+          <w:rFonts w:ascii="Roboto Mono" w:hAnsi="Roboto Mono"/>
+        </w:rPr>
+        <w:t>i</w:t>
+      </w:r>
+      <w:proofErr w:type="spellEnd"/>
+      <w:r>
+        <w:rPr>
+          <w:rFonts w:ascii="Roboto Mono" w:hAnsi="Roboto Mono"/>
+        </w:rPr>
+        <w:t xml:space="preserve"> in range(5):</w:t>
       </w:r>
       <w:r>
         <w:rPr>
           <w:rFonts w:ascii="Roboto Mono" w:hAnsi="Roboto Mono"/>
         </w:rPr>
         <w:br/>
-        <w:t xml:space="preserve">    print(i)</w:t>
+        <w:t xml:space="preserve">    print(</w:t>
+      </w:r>
+      <w:proofErr w:type="spellStart"/>
+      <w:r>
+        <w:rPr>
+          <w:rFonts w:ascii="Roboto Mono" w:hAnsi="Roboto Mono"/>
+        </w:rPr>
+        <w:t>i</w:t>
+      </w:r>
+      <w:proofErr w:type="spellEnd"/>
+      <w:r>
+        <w:rPr>
+          <w:rFonts w:ascii="Roboto Mono" w:hAnsi="Roboto Mono"/>
+        </w:rPr>
+        <w:t>)</w:t>
       </w:r>
     </w:p>
     <w:p>
@@ -2735,7 +3151,7 @@
           <w:rFonts w:ascii="Roboto Mono" w:hAnsi="Roboto Mono"/>
         </w:rPr>
         <w:pict w14:anchorId="26966712">
-          <v:rect id="_x0000_i1222" style="width:0;height:1.5pt" o:hralign="center" o:hrstd="t" o:hr="t" fillcolor="#a0a0a0" stroked="f"/>
+          <v:rect id="_x0000_i1036" style="width:0;height:1.5pt" o:hralign="center" o:hrstd="t" o:hr="t" fillcolor="#a0a0a0" stroked="f"/>
         </w:pict>
       </w:r>
     </w:p>
@@ -2774,7 +3190,27 @@
           <w:sz w:val="18"/>
           <w:highlight w:val="lightGray"/>
         </w:rPr>
-        <w:t xml:space="preserve">: Persons Table -&gt; ID Column: 1, Name_En Column: Motasem Essam] -&gt; </w:t>
+        <w:t xml:space="preserve">: Persons Table -&gt; ID Column: 1, </w:t>
+      </w:r>
+      <w:proofErr w:type="spellStart"/>
+      <w:r>
+        <w:rPr>
+          <w:rFonts w:ascii="Arial" w:hAnsi="Arial"/>
+          <w:color w:val="000000"/>
+          <w:sz w:val="18"/>
+          <w:highlight w:val="lightGray"/>
+        </w:rPr>
+        <w:t>Name_En</w:t>
+      </w:r>
+      <w:proofErr w:type="spellEnd"/>
+      <w:r>
+        <w:rPr>
+          <w:rFonts w:ascii="Arial" w:hAnsi="Arial"/>
+          <w:color w:val="000000"/>
+          <w:sz w:val="18"/>
+          <w:highlight w:val="lightGray"/>
+        </w:rPr>
+        <w:t xml:space="preserve"> Column: Motasem Essam] -&gt; </w:t>
       </w:r>
       <w:r>
         <w:rPr>
@@ -2830,16 +3266,34 @@
           <w:sz w:val="18"/>
           <w:highlight w:val="lightGray"/>
         </w:rPr>
-        <w:t xml:space="preserve"> [6/</w:t>
-      </w:r>
-      <w:r>
-        <w:rPr>
-          <w:rFonts w:ascii="Arial" w:hAnsi="Arial"/>
-          <w:color w:val="000000"/>
-          <w:sz w:val="18"/>
-          <w:highlight w:val="lightGray"/>
-        </w:rPr>
-        <w:t>7</w:t>
+        <w:t xml:space="preserve"> [</w:t>
+      </w:r>
+      <w:r>
+        <w:rPr>
+          <w:rFonts w:ascii="Arial" w:hAnsi="Arial"/>
+          <w:color w:val="000000"/>
+          <w:sz w:val="18"/>
+          <w:highlight w:val="lightGray"/>
+        </w:rPr>
+        <w:t>1</w:t>
+      </w:r>
+      <w:r>
+        <w:rPr>
+          <w:rFonts w:ascii="Arial" w:hAnsi="Arial"/>
+          <w:color w:val="000000"/>
+          <w:sz w:val="18"/>
+          <w:highlight w:val="lightGray"/>
+        </w:rPr>
+        <w:t>/</w:t>
+      </w:r>
+      <w:r>
+        <w:rPr>
+          <w:rFonts w:ascii="Arial" w:hAnsi="Arial"/>
+          <w:color w:val="000000"/>
+          <w:sz w:val="18"/>
+          <w:highlight w:val="lightGray"/>
+        </w:rPr>
+        <w:t>23</w:t>
       </w:r>
       <w:r>
         <w:rPr>
@@ -2955,7 +3409,7 @@
           <w:rFonts w:ascii="Roboto Mono" w:hAnsi="Roboto Mono"/>
         </w:rPr>
         <w:pict w14:anchorId="72FCDA3A">
-          <v:rect id="_x0000_i1223" style="width:0;height:1.5pt" o:hralign="center" o:hrstd="t" o:hr="t" fillcolor="#a0a0a0" stroked="f"/>
+          <v:rect id="_x0000_i1037" style="width:0;height:1.5pt" o:hralign="center" o:hrstd="t" o:hr="t" fillcolor="#a0a0a0" stroked="f"/>
         </w:pict>
       </w:r>
     </w:p>
@@ -2999,7 +3453,27 @@
           <w:sz w:val="18"/>
           <w:highlight w:val="lightGray"/>
         </w:rPr>
-        <w:t xml:space="preserve">: Persons Table -&gt; ID Column: 1, Name_En Column: Motasem Essam] -&gt; </w:t>
+        <w:t xml:space="preserve">: Persons Table -&gt; ID Column: 1, </w:t>
+      </w:r>
+      <w:proofErr w:type="spellStart"/>
+      <w:r>
+        <w:rPr>
+          <w:rFonts w:ascii="Arial" w:hAnsi="Arial"/>
+          <w:color w:val="000000"/>
+          <w:sz w:val="18"/>
+          <w:highlight w:val="lightGray"/>
+        </w:rPr>
+        <w:t>Name_En</w:t>
+      </w:r>
+      <w:proofErr w:type="spellEnd"/>
+      <w:r>
+        <w:rPr>
+          <w:rFonts w:ascii="Arial" w:hAnsi="Arial"/>
+          <w:color w:val="000000"/>
+          <w:sz w:val="18"/>
+          <w:highlight w:val="lightGray"/>
+        </w:rPr>
+        <w:t xml:space="preserve"> Column: Motasem Essam] -&gt; </w:t>
       </w:r>
       <w:r>
         <w:rPr>
@@ -3055,16 +3529,34 @@
           <w:sz w:val="18"/>
           <w:highlight w:val="lightGray"/>
         </w:rPr>
-        <w:t xml:space="preserve"> [6/</w:t>
-      </w:r>
-      <w:r>
-        <w:rPr>
-          <w:rFonts w:ascii="Arial" w:hAnsi="Arial"/>
-          <w:color w:val="000000"/>
-          <w:sz w:val="18"/>
-          <w:highlight w:val="lightGray"/>
-        </w:rPr>
-        <w:t>7</w:t>
+        <w:t xml:space="preserve"> [</w:t>
+      </w:r>
+      <w:r>
+        <w:rPr>
+          <w:rFonts w:ascii="Arial" w:hAnsi="Arial"/>
+          <w:color w:val="000000"/>
+          <w:sz w:val="18"/>
+          <w:highlight w:val="lightGray"/>
+        </w:rPr>
+        <w:t>1</w:t>
+      </w:r>
+      <w:r>
+        <w:rPr>
+          <w:rFonts w:ascii="Arial" w:hAnsi="Arial"/>
+          <w:color w:val="000000"/>
+          <w:sz w:val="18"/>
+          <w:highlight w:val="lightGray"/>
+        </w:rPr>
+        <w:t>/</w:t>
+      </w:r>
+      <w:r>
+        <w:rPr>
+          <w:rFonts w:ascii="Arial" w:hAnsi="Arial"/>
+          <w:color w:val="000000"/>
+          <w:sz w:val="18"/>
+          <w:highlight w:val="lightGray"/>
+        </w:rPr>
+        <w:t>23</w:t>
       </w:r>
       <w:r>
         <w:rPr>
@@ -3212,7 +3704,7 @@
           <w:rFonts w:ascii="Roboto Mono" w:hAnsi="Roboto Mono"/>
         </w:rPr>
         <w:pict w14:anchorId="46757DA4">
-          <v:rect id="_x0000_i1225" style="width:0;height:1.5pt" o:hralign="center" o:hrstd="t" o:hr="t" fillcolor="#a0a0a0" stroked="f"/>
+          <v:rect id="_x0000_i1038" style="width:0;height:1.5pt" o:hralign="center" o:hrstd="t" o:hr="t" fillcolor="#a0a0a0" stroked="f"/>
         </w:pict>
       </w:r>
     </w:p>
@@ -3242,7 +3734,27 @@
           <w:sz w:val="18"/>
           <w:highlight w:val="lightGray"/>
         </w:rPr>
-        <w:t xml:space="preserve">: Persons Table -&gt; ID Column: 1, Name_En Column: Motasem Essam] -&gt; </w:t>
+        <w:t xml:space="preserve">: Persons Table -&gt; ID Column: 1, </w:t>
+      </w:r>
+      <w:proofErr w:type="spellStart"/>
+      <w:r>
+        <w:rPr>
+          <w:rFonts w:ascii="Arial" w:hAnsi="Arial"/>
+          <w:color w:val="000000"/>
+          <w:sz w:val="18"/>
+          <w:highlight w:val="lightGray"/>
+        </w:rPr>
+        <w:t>Name_En</w:t>
+      </w:r>
+      <w:proofErr w:type="spellEnd"/>
+      <w:r>
+        <w:rPr>
+          <w:rFonts w:ascii="Arial" w:hAnsi="Arial"/>
+          <w:color w:val="000000"/>
+          <w:sz w:val="18"/>
+          <w:highlight w:val="lightGray"/>
+        </w:rPr>
+        <w:t xml:space="preserve"> Column: Motasem Essam] -&gt; </w:t>
       </w:r>
       <w:r>
         <w:rPr>
@@ -3298,16 +3810,34 @@
           <w:sz w:val="18"/>
           <w:highlight w:val="lightGray"/>
         </w:rPr>
-        <w:t xml:space="preserve"> [6/</w:t>
-      </w:r>
-      <w:r>
-        <w:rPr>
-          <w:rFonts w:ascii="Arial" w:hAnsi="Arial"/>
-          <w:color w:val="000000"/>
-          <w:sz w:val="18"/>
-          <w:highlight w:val="lightGray"/>
-        </w:rPr>
-        <w:t>7</w:t>
+        <w:t xml:space="preserve"> [</w:t>
+      </w:r>
+      <w:r>
+        <w:rPr>
+          <w:rFonts w:ascii="Arial" w:hAnsi="Arial"/>
+          <w:color w:val="000000"/>
+          <w:sz w:val="18"/>
+          <w:highlight w:val="lightGray"/>
+        </w:rPr>
+        <w:t>1</w:t>
+      </w:r>
+      <w:r>
+        <w:rPr>
+          <w:rFonts w:ascii="Arial" w:hAnsi="Arial"/>
+          <w:color w:val="000000"/>
+          <w:sz w:val="18"/>
+          <w:highlight w:val="lightGray"/>
+        </w:rPr>
+        <w:t>/</w:t>
+      </w:r>
+      <w:r>
+        <w:rPr>
+          <w:rFonts w:ascii="Arial" w:hAnsi="Arial"/>
+          <w:color w:val="000000"/>
+          <w:sz w:val="18"/>
+          <w:highlight w:val="lightGray"/>
+        </w:rPr>
+        <w:t>23</w:t>
       </w:r>
       <w:r>
         <w:rPr>
@@ -3407,7 +3937,7 @@
           <w:rFonts w:ascii="Roboto Mono" w:hAnsi="Roboto Mono"/>
         </w:rPr>
         <w:pict w14:anchorId="2461D97E">
-          <v:rect id="_x0000_i1226" style="width:0;height:1.5pt" o:hralign="center" o:hrstd="t" o:hr="t" fillcolor="#a0a0a0" stroked="f"/>
+          <v:rect id="_x0000_i1039" style="width:0;height:1.5pt" o:hralign="center" o:hrstd="t" o:hr="t" fillcolor="#a0a0a0" stroked="f"/>
         </w:pict>
       </w:r>
     </w:p>
@@ -3437,7 +3967,27 @@
           <w:sz w:val="18"/>
           <w:highlight w:val="lightGray"/>
         </w:rPr>
-        <w:t xml:space="preserve">: Persons Table -&gt; ID Column: 1, Name_En Column: Motasem Essam] -&gt; </w:t>
+        <w:t xml:space="preserve">: Persons Table -&gt; ID Column: 1, </w:t>
+      </w:r>
+      <w:proofErr w:type="spellStart"/>
+      <w:r>
+        <w:rPr>
+          <w:rFonts w:ascii="Arial" w:hAnsi="Arial"/>
+          <w:color w:val="000000"/>
+          <w:sz w:val="18"/>
+          <w:highlight w:val="lightGray"/>
+        </w:rPr>
+        <w:t>Name_En</w:t>
+      </w:r>
+      <w:proofErr w:type="spellEnd"/>
+      <w:r>
+        <w:rPr>
+          <w:rFonts w:ascii="Arial" w:hAnsi="Arial"/>
+          <w:color w:val="000000"/>
+          <w:sz w:val="18"/>
+          <w:highlight w:val="lightGray"/>
+        </w:rPr>
+        <w:t xml:space="preserve"> Column: Motasem Essam] -&gt; </w:t>
       </w:r>
       <w:r>
         <w:rPr>
@@ -3493,16 +4043,34 @@
           <w:sz w:val="18"/>
           <w:highlight w:val="lightGray"/>
         </w:rPr>
-        <w:t xml:space="preserve"> [6/</w:t>
-      </w:r>
-      <w:r>
-        <w:rPr>
-          <w:rFonts w:ascii="Arial" w:hAnsi="Arial"/>
-          <w:color w:val="000000"/>
-          <w:sz w:val="18"/>
-          <w:highlight w:val="lightGray"/>
-        </w:rPr>
-        <w:t>7</w:t>
+        <w:t xml:space="preserve"> [</w:t>
+      </w:r>
+      <w:r>
+        <w:rPr>
+          <w:rFonts w:ascii="Arial" w:hAnsi="Arial"/>
+          <w:color w:val="000000"/>
+          <w:sz w:val="18"/>
+          <w:highlight w:val="lightGray"/>
+        </w:rPr>
+        <w:t>1</w:t>
+      </w:r>
+      <w:r>
+        <w:rPr>
+          <w:rFonts w:ascii="Arial" w:hAnsi="Arial"/>
+          <w:color w:val="000000"/>
+          <w:sz w:val="18"/>
+          <w:highlight w:val="lightGray"/>
+        </w:rPr>
+        <w:t>/</w:t>
+      </w:r>
+      <w:r>
+        <w:rPr>
+          <w:rFonts w:ascii="Arial" w:hAnsi="Arial"/>
+          <w:color w:val="000000"/>
+          <w:sz w:val="18"/>
+          <w:highlight w:val="lightGray"/>
+        </w:rPr>
+        <w:t>23</w:t>
       </w:r>
       <w:r>
         <w:rPr>
@@ -3638,7 +4206,7 @@
           <w:rFonts w:ascii="Roboto Mono" w:hAnsi="Roboto Mono"/>
         </w:rPr>
         <w:pict w14:anchorId="58E1733D">
-          <v:rect id="_x0000_i1227" style="width:0;height:1.5pt" o:hralign="center" o:hrstd="t" o:hr="t" fillcolor="#a0a0a0" stroked="f"/>
+          <v:rect id="_x0000_i1040" style="width:0;height:1.5pt" o:hralign="center" o:hrstd="t" o:hr="t" fillcolor="#a0a0a0" stroked="f"/>
         </w:pict>
       </w:r>
     </w:p>
@@ -3668,7 +4236,27 @@
           <w:sz w:val="18"/>
           <w:highlight w:val="lightGray"/>
         </w:rPr>
-        <w:t xml:space="preserve">: Persons Table -&gt; ID Column: 1, Name_En Column: Motasem Essam] -&gt; </w:t>
+        <w:t xml:space="preserve">: Persons Table -&gt; ID Column: 1, </w:t>
+      </w:r>
+      <w:proofErr w:type="spellStart"/>
+      <w:r>
+        <w:rPr>
+          <w:rFonts w:ascii="Arial" w:hAnsi="Arial"/>
+          <w:color w:val="000000"/>
+          <w:sz w:val="18"/>
+          <w:highlight w:val="lightGray"/>
+        </w:rPr>
+        <w:t>Name_En</w:t>
+      </w:r>
+      <w:proofErr w:type="spellEnd"/>
+      <w:r>
+        <w:rPr>
+          <w:rFonts w:ascii="Arial" w:hAnsi="Arial"/>
+          <w:color w:val="000000"/>
+          <w:sz w:val="18"/>
+          <w:highlight w:val="lightGray"/>
+        </w:rPr>
+        <w:t xml:space="preserve"> Column: Motasem Essam] -&gt; </w:t>
       </w:r>
       <w:r>
         <w:rPr>
@@ -3724,16 +4312,34 @@
           <w:sz w:val="18"/>
           <w:highlight w:val="lightGray"/>
         </w:rPr>
-        <w:t xml:space="preserve"> [6/</w:t>
-      </w:r>
-      <w:r>
-        <w:rPr>
-          <w:rFonts w:ascii="Arial" w:hAnsi="Arial"/>
-          <w:color w:val="000000"/>
-          <w:sz w:val="18"/>
-          <w:highlight w:val="lightGray"/>
-        </w:rPr>
-        <w:t>7</w:t>
+        <w:t xml:space="preserve"> [</w:t>
+      </w:r>
+      <w:r>
+        <w:rPr>
+          <w:rFonts w:ascii="Arial" w:hAnsi="Arial"/>
+          <w:color w:val="000000"/>
+          <w:sz w:val="18"/>
+          <w:highlight w:val="lightGray"/>
+        </w:rPr>
+        <w:t>1</w:t>
+      </w:r>
+      <w:r>
+        <w:rPr>
+          <w:rFonts w:ascii="Arial" w:hAnsi="Arial"/>
+          <w:color w:val="000000"/>
+          <w:sz w:val="18"/>
+          <w:highlight w:val="lightGray"/>
+        </w:rPr>
+        <w:t>/</w:t>
+      </w:r>
+      <w:r>
+        <w:rPr>
+          <w:rFonts w:ascii="Arial" w:hAnsi="Arial"/>
+          <w:color w:val="000000"/>
+          <w:sz w:val="18"/>
+          <w:highlight w:val="lightGray"/>
+        </w:rPr>
+        <w:t>23</w:t>
       </w:r>
       <w:r>
         <w:rPr>
@@ -3817,7 +4423,7 @@
           <w:rFonts w:ascii="Roboto Mono" w:hAnsi="Roboto Mono"/>
         </w:rPr>
         <w:pict w14:anchorId="5C0EDB67">
-          <v:rect id="_x0000_i1228" style="width:0;height:1.5pt" o:hralign="center" o:hrstd="t" o:hr="t" fillcolor="#a0a0a0" stroked="f"/>
+          <v:rect id="_x0000_i1041" style="width:0;height:1.5pt" o:hralign="center" o:hrstd="t" o:hr="t" fillcolor="#a0a0a0" stroked="f"/>
         </w:pict>
       </w:r>
     </w:p>
@@ -3860,7 +4466,27 @@
           <w:sz w:val="18"/>
           <w:highlight w:val="lightGray"/>
         </w:rPr>
-        <w:t xml:space="preserve">: Persons Table -&gt; ID Column: 1, Name_En Column: Motasem Essam] -&gt; </w:t>
+        <w:t xml:space="preserve">: Persons Table -&gt; ID Column: 1, </w:t>
+      </w:r>
+      <w:proofErr w:type="spellStart"/>
+      <w:r>
+        <w:rPr>
+          <w:rFonts w:ascii="Arial" w:hAnsi="Arial"/>
+          <w:color w:val="000000"/>
+          <w:sz w:val="18"/>
+          <w:highlight w:val="lightGray"/>
+        </w:rPr>
+        <w:t>Name_En</w:t>
+      </w:r>
+      <w:proofErr w:type="spellEnd"/>
+      <w:r>
+        <w:rPr>
+          <w:rFonts w:ascii="Arial" w:hAnsi="Arial"/>
+          <w:color w:val="000000"/>
+          <w:sz w:val="18"/>
+          <w:highlight w:val="lightGray"/>
+        </w:rPr>
+        <w:t xml:space="preserve"> Column: Motasem Essam] -&gt; </w:t>
       </w:r>
       <w:r>
         <w:rPr>
@@ -3916,16 +4542,34 @@
           <w:sz w:val="18"/>
           <w:highlight w:val="lightGray"/>
         </w:rPr>
-        <w:t xml:space="preserve"> [6/</w:t>
-      </w:r>
-      <w:r>
-        <w:rPr>
-          <w:rFonts w:ascii="Arial" w:hAnsi="Arial"/>
-          <w:color w:val="000000"/>
-          <w:sz w:val="18"/>
-          <w:highlight w:val="lightGray"/>
-        </w:rPr>
-        <w:t>7</w:t>
+        <w:t xml:space="preserve"> [</w:t>
+      </w:r>
+      <w:r>
+        <w:rPr>
+          <w:rFonts w:ascii="Arial" w:hAnsi="Arial"/>
+          <w:color w:val="000000"/>
+          <w:sz w:val="18"/>
+          <w:highlight w:val="lightGray"/>
+        </w:rPr>
+        <w:t>1</w:t>
+      </w:r>
+      <w:r>
+        <w:rPr>
+          <w:rFonts w:ascii="Arial" w:hAnsi="Arial"/>
+          <w:color w:val="000000"/>
+          <w:sz w:val="18"/>
+          <w:highlight w:val="lightGray"/>
+        </w:rPr>
+        <w:t>/</w:t>
+      </w:r>
+      <w:r>
+        <w:rPr>
+          <w:rFonts w:ascii="Arial" w:hAnsi="Arial"/>
+          <w:color w:val="000000"/>
+          <w:sz w:val="18"/>
+          <w:highlight w:val="lightGray"/>
+        </w:rPr>
+        <w:t>23</w:t>
       </w:r>
       <w:r>
         <w:rPr>
@@ -4209,7 +4853,7 @@
           <w:rFonts w:ascii="Roboto Mono" w:hAnsi="Roboto Mono"/>
         </w:rPr>
         <w:pict w14:anchorId="4103DC01">
-          <v:rect id="_x0000_i1229" style="width:0;height:1.5pt" o:hralign="center" o:hrstd="t" o:hr="t" fillcolor="#a0a0a0" stroked="f"/>
+          <v:rect id="_x0000_i1042" style="width:0;height:1.5pt" o:hralign="center" o:hrstd="t" o:hr="t" fillcolor="#a0a0a0" stroked="f"/>
         </w:pict>
       </w:r>
     </w:p>
@@ -4423,7 +5067,7 @@
         </w:rPr>
         <w:lastRenderedPageBreak/>
         <w:pict w14:anchorId="4C1BE72F">
-          <v:rect id="_x0000_i1230" style="width:0;height:1.5pt" o:hralign="center" o:hrstd="t" o:hr="t" fillcolor="#a0a0a0" stroked="f"/>
+          <v:rect id="_x0000_i1043" style="width:0;height:1.5pt" o:hralign="center" o:hrstd="t" o:hr="t" fillcolor="#a0a0a0" stroked="f"/>
         </w:pict>
       </w:r>
     </w:p>
@@ -4466,7 +5110,27 @@
           <w:sz w:val="18"/>
           <w:highlight w:val="lightGray"/>
         </w:rPr>
-        <w:t xml:space="preserve">: Persons Table -&gt; ID Column: 1, Name_En Column: Motasem Essam] -&gt; </w:t>
+        <w:t xml:space="preserve">: Persons Table -&gt; ID Column: 1, </w:t>
+      </w:r>
+      <w:proofErr w:type="spellStart"/>
+      <w:r>
+        <w:rPr>
+          <w:rFonts w:ascii="Arial" w:hAnsi="Arial"/>
+          <w:color w:val="000000"/>
+          <w:sz w:val="18"/>
+          <w:highlight w:val="lightGray"/>
+        </w:rPr>
+        <w:t>Name_En</w:t>
+      </w:r>
+      <w:proofErr w:type="spellEnd"/>
+      <w:r>
+        <w:rPr>
+          <w:rFonts w:ascii="Arial" w:hAnsi="Arial"/>
+          <w:color w:val="000000"/>
+          <w:sz w:val="18"/>
+          <w:highlight w:val="lightGray"/>
+        </w:rPr>
+        <w:t xml:space="preserve"> Column: Motasem Essam] -&gt; </w:t>
       </w:r>
       <w:r>
         <w:rPr>
@@ -4522,16 +5186,34 @@
           <w:sz w:val="18"/>
           <w:highlight w:val="lightGray"/>
         </w:rPr>
-        <w:t xml:space="preserve"> [6/</w:t>
-      </w:r>
-      <w:r>
-        <w:rPr>
-          <w:rFonts w:ascii="Arial" w:hAnsi="Arial"/>
-          <w:color w:val="000000"/>
-          <w:sz w:val="18"/>
-          <w:highlight w:val="lightGray"/>
-        </w:rPr>
-        <w:t>7</w:t>
+        <w:t xml:space="preserve"> [</w:t>
+      </w:r>
+      <w:r>
+        <w:rPr>
+          <w:rFonts w:ascii="Arial" w:hAnsi="Arial"/>
+          <w:color w:val="000000"/>
+          <w:sz w:val="18"/>
+          <w:highlight w:val="lightGray"/>
+        </w:rPr>
+        <w:t>1</w:t>
+      </w:r>
+      <w:r>
+        <w:rPr>
+          <w:rFonts w:ascii="Arial" w:hAnsi="Arial"/>
+          <w:color w:val="000000"/>
+          <w:sz w:val="18"/>
+          <w:highlight w:val="lightGray"/>
+        </w:rPr>
+        <w:t>/</w:t>
+      </w:r>
+      <w:r>
+        <w:rPr>
+          <w:rFonts w:ascii="Arial" w:hAnsi="Arial"/>
+          <w:color w:val="000000"/>
+          <w:sz w:val="18"/>
+          <w:highlight w:val="lightGray"/>
+        </w:rPr>
+        <w:t>23</w:t>
       </w:r>
       <w:r>
         <w:rPr>
@@ -4815,7 +5497,7 @@
           <w:rFonts w:ascii="Roboto Mono" w:hAnsi="Roboto Mono"/>
         </w:rPr>
         <w:pict w14:anchorId="6580C13A">
-          <v:rect id="_x0000_i1231" style="width:0;height:1.5pt" o:hralign="center" o:hrstd="t" o:hr="t" fillcolor="#a0a0a0" stroked="f"/>
+          <v:rect id="_x0000_i1044" style="width:0;height:1.5pt" o:hralign="center" o:hrstd="t" o:hr="t" fillcolor="#a0a0a0" stroked="f"/>
         </w:pict>
       </w:r>
     </w:p>
@@ -5059,7 +5741,7 @@
           <w:rFonts w:ascii="Roboto Mono" w:hAnsi="Roboto Mono"/>
         </w:rPr>
         <w:pict w14:anchorId="1781AF08">
-          <v:rect id="_x0000_i1232" style="width:0;height:1.5pt" o:hralign="center" o:hrstd="t" o:hr="t" fillcolor="#a0a0a0" stroked="f"/>
+          <v:rect id="_x0000_i1045" style="width:0;height:1.5pt" o:hralign="center" o:hrstd="t" o:hr="t" fillcolor="#a0a0a0" stroked="f"/>
         </w:pict>
       </w:r>
     </w:p>
@@ -5103,7 +5785,27 @@
           <w:sz w:val="18"/>
           <w:highlight w:val="lightGray"/>
         </w:rPr>
-        <w:t xml:space="preserve">: Persons Table -&gt; ID Column: 1, Name_En Column: Motasem Essam] -&gt; </w:t>
+        <w:t xml:space="preserve">: Persons Table -&gt; ID Column: 1, </w:t>
+      </w:r>
+      <w:proofErr w:type="spellStart"/>
+      <w:r>
+        <w:rPr>
+          <w:rFonts w:ascii="Arial" w:hAnsi="Arial"/>
+          <w:color w:val="000000"/>
+          <w:sz w:val="18"/>
+          <w:highlight w:val="lightGray"/>
+        </w:rPr>
+        <w:t>Name_En</w:t>
+      </w:r>
+      <w:proofErr w:type="spellEnd"/>
+      <w:r>
+        <w:rPr>
+          <w:rFonts w:ascii="Arial" w:hAnsi="Arial"/>
+          <w:color w:val="000000"/>
+          <w:sz w:val="18"/>
+          <w:highlight w:val="lightGray"/>
+        </w:rPr>
+        <w:t xml:space="preserve"> Column: Motasem Essam] -&gt; </w:t>
       </w:r>
       <w:r>
         <w:rPr>
@@ -5159,16 +5861,34 @@
           <w:sz w:val="18"/>
           <w:highlight w:val="lightGray"/>
         </w:rPr>
-        <w:t xml:space="preserve"> [6/</w:t>
-      </w:r>
-      <w:r>
-        <w:rPr>
-          <w:rFonts w:ascii="Arial" w:hAnsi="Arial"/>
-          <w:color w:val="000000"/>
-          <w:sz w:val="18"/>
-          <w:highlight w:val="lightGray"/>
-        </w:rPr>
-        <w:t>7</w:t>
+        <w:t xml:space="preserve"> [</w:t>
+      </w:r>
+      <w:r>
+        <w:rPr>
+          <w:rFonts w:ascii="Arial" w:hAnsi="Arial"/>
+          <w:color w:val="000000"/>
+          <w:sz w:val="18"/>
+          <w:highlight w:val="lightGray"/>
+        </w:rPr>
+        <w:t>1</w:t>
+      </w:r>
+      <w:r>
+        <w:rPr>
+          <w:rFonts w:ascii="Arial" w:hAnsi="Arial"/>
+          <w:color w:val="000000"/>
+          <w:sz w:val="18"/>
+          <w:highlight w:val="lightGray"/>
+        </w:rPr>
+        <w:t>/</w:t>
+      </w:r>
+      <w:r>
+        <w:rPr>
+          <w:rFonts w:ascii="Arial" w:hAnsi="Arial"/>
+          <w:color w:val="000000"/>
+          <w:sz w:val="18"/>
+          <w:highlight w:val="lightGray"/>
+        </w:rPr>
+        <w:t>23</w:t>
       </w:r>
       <w:r>
         <w:rPr>
@@ -5497,7 +6217,7 @@
           <w:rFonts w:ascii="Roboto Mono" w:hAnsi="Roboto Mono"/>
         </w:rPr>
         <w:pict w14:anchorId="65247B07">
-          <v:rect id="_x0000_i1233" style="width:0;height:1.5pt" o:hralign="center" o:hrstd="t" o:hr="t" fillcolor="#a0a0a0" stroked="f"/>
+          <v:rect id="_x0000_i1046" style="width:0;height:1.5pt" o:hralign="center" o:hrstd="t" o:hr="t" fillcolor="#a0a0a0" stroked="f"/>
         </w:pict>
       </w:r>
     </w:p>
@@ -5611,7 +6331,7 @@
           <w:rFonts w:ascii="Roboto Mono" w:hAnsi="Roboto Mono"/>
         </w:rPr>
         <w:pict w14:anchorId="4390B36E">
-          <v:rect id="_x0000_i1234" style="width:0;height:1.5pt" o:hralign="center" o:hrstd="t" o:hr="t" fillcolor="#a0a0a0" stroked="f"/>
+          <v:rect id="_x0000_i1047" style="width:0;height:1.5pt" o:hralign="center" o:hrstd="t" o:hr="t" fillcolor="#a0a0a0" stroked="f"/>
         </w:pict>
       </w:r>
     </w:p>
@@ -5726,7 +6446,7 @@
         </w:rPr>
         <w:lastRenderedPageBreak/>
         <w:pict w14:anchorId="21404E6A">
-          <v:rect id="_x0000_i1235" style="width:0;height:1.5pt" o:hralign="center" o:hrstd="t" o:hr="t" fillcolor="#a0a0a0" stroked="f"/>
+          <v:rect id="_x0000_i1048" style="width:0;height:1.5pt" o:hralign="center" o:hrstd="t" o:hr="t" fillcolor="#a0a0a0" stroked="f"/>
         </w:pict>
       </w:r>
     </w:p>
@@ -5762,7 +6482,27 @@
           <w:sz w:val="18"/>
           <w:highlight w:val="lightGray"/>
         </w:rPr>
-        <w:t xml:space="preserve">: Persons Table -&gt; ID Column: 1, Name_En Column: Motasem Essam] -&gt; </w:t>
+        <w:t xml:space="preserve">: Persons Table -&gt; ID Column: 1, </w:t>
+      </w:r>
+      <w:proofErr w:type="spellStart"/>
+      <w:r>
+        <w:rPr>
+          <w:rFonts w:ascii="Arial" w:hAnsi="Arial"/>
+          <w:color w:val="000000"/>
+          <w:sz w:val="18"/>
+          <w:highlight w:val="lightGray"/>
+        </w:rPr>
+        <w:t>Name_En</w:t>
+      </w:r>
+      <w:proofErr w:type="spellEnd"/>
+      <w:r>
+        <w:rPr>
+          <w:rFonts w:ascii="Arial" w:hAnsi="Arial"/>
+          <w:color w:val="000000"/>
+          <w:sz w:val="18"/>
+          <w:highlight w:val="lightGray"/>
+        </w:rPr>
+        <w:t xml:space="preserve"> Column: Motasem Essam] -&gt; </w:t>
       </w:r>
       <w:r>
         <w:rPr>
@@ -5818,16 +6558,34 @@
           <w:sz w:val="18"/>
           <w:highlight w:val="lightGray"/>
         </w:rPr>
-        <w:t xml:space="preserve"> [6/</w:t>
-      </w:r>
-      <w:r>
-        <w:rPr>
-          <w:rFonts w:ascii="Arial" w:hAnsi="Arial"/>
-          <w:color w:val="000000"/>
-          <w:sz w:val="18"/>
-          <w:highlight w:val="lightGray"/>
-        </w:rPr>
-        <w:t>7</w:t>
+        <w:t xml:space="preserve"> [</w:t>
+      </w:r>
+      <w:r>
+        <w:rPr>
+          <w:rFonts w:ascii="Arial" w:hAnsi="Arial"/>
+          <w:color w:val="000000"/>
+          <w:sz w:val="18"/>
+          <w:highlight w:val="lightGray"/>
+        </w:rPr>
+        <w:t>1</w:t>
+      </w:r>
+      <w:r>
+        <w:rPr>
+          <w:rFonts w:ascii="Arial" w:hAnsi="Arial"/>
+          <w:color w:val="000000"/>
+          <w:sz w:val="18"/>
+          <w:highlight w:val="lightGray"/>
+        </w:rPr>
+        <w:t>/</w:t>
+      </w:r>
+      <w:r>
+        <w:rPr>
+          <w:rFonts w:ascii="Arial" w:hAnsi="Arial"/>
+          <w:color w:val="000000"/>
+          <w:sz w:val="18"/>
+          <w:highlight w:val="lightGray"/>
+        </w:rPr>
+        <w:t>23</w:t>
       </w:r>
       <w:r>
         <w:rPr>
@@ -5969,7 +6727,7 @@
           <w:rFonts w:ascii="Roboto Mono" w:hAnsi="Roboto Mono"/>
         </w:rPr>
         <w:pict w14:anchorId="3B0D0EFA">
-          <v:rect id="_x0000_i1236" style="width:0;height:1.5pt" o:hralign="center" o:hrstd="t" o:hr="t" fillcolor="#a0a0a0" stroked="f"/>
+          <v:rect id="_x0000_i1049" style="width:0;height:1.5pt" o:hralign="center" o:hrstd="t" o:hr="t" fillcolor="#a0a0a0" stroked="f"/>
         </w:pict>
       </w:r>
     </w:p>
@@ -6136,7 +6894,7 @@
           <w:rFonts w:ascii="Roboto Mono" w:hAnsi="Roboto Mono"/>
         </w:rPr>
         <w:pict w14:anchorId="7F0457D2">
-          <v:rect id="_x0000_i1237" style="width:0;height:1.5pt" o:hralign="center" o:hrstd="t" o:hr="t" fillcolor="#a0a0a0" stroked="f"/>
+          <v:rect id="_x0000_i1050" style="width:0;height:1.5pt" o:hralign="center" o:hrstd="t" o:hr="t" fillcolor="#a0a0a0" stroked="f"/>
         </w:pict>
       </w:r>
     </w:p>
@@ -6265,7 +7023,7 @@
           <w:rFonts w:ascii="Roboto Mono" w:hAnsi="Roboto Mono"/>
         </w:rPr>
         <w:pict w14:anchorId="64AA0CAC">
-          <v:rect id="_x0000_i1238" style="width:0;height:1.5pt" o:hralign="center" o:hrstd="t" o:hr="t" fillcolor="#a0a0a0" stroked="f"/>
+          <v:rect id="_x0000_i1051" style="width:0;height:1.5pt" o:hralign="center" o:hrstd="t" o:hr="t" fillcolor="#a0a0a0" stroked="f"/>
         </w:pict>
       </w:r>
     </w:p>
@@ -6308,7 +7066,27 @@
           <w:sz w:val="18"/>
           <w:highlight w:val="lightGray"/>
         </w:rPr>
-        <w:t xml:space="preserve">: Persons Table -&gt; ID Column: 1, Name_En Column: Motasem Essam] -&gt; </w:t>
+        <w:t xml:space="preserve">: Persons Table -&gt; ID Column: 1, </w:t>
+      </w:r>
+      <w:proofErr w:type="spellStart"/>
+      <w:r>
+        <w:rPr>
+          <w:rFonts w:ascii="Arial" w:hAnsi="Arial"/>
+          <w:color w:val="000000"/>
+          <w:sz w:val="18"/>
+          <w:highlight w:val="lightGray"/>
+        </w:rPr>
+        <w:t>Name_En</w:t>
+      </w:r>
+      <w:proofErr w:type="spellEnd"/>
+      <w:r>
+        <w:rPr>
+          <w:rFonts w:ascii="Arial" w:hAnsi="Arial"/>
+          <w:color w:val="000000"/>
+          <w:sz w:val="18"/>
+          <w:highlight w:val="lightGray"/>
+        </w:rPr>
+        <w:t xml:space="preserve"> Column: Motasem Essam] -&gt; </w:t>
       </w:r>
       <w:r>
         <w:rPr>
@@ -6364,16 +7142,34 @@
           <w:sz w:val="18"/>
           <w:highlight w:val="lightGray"/>
         </w:rPr>
-        <w:t xml:space="preserve"> [6/</w:t>
-      </w:r>
-      <w:r>
-        <w:rPr>
-          <w:rFonts w:ascii="Arial" w:hAnsi="Arial"/>
-          <w:color w:val="000000"/>
-          <w:sz w:val="18"/>
-          <w:highlight w:val="lightGray"/>
-        </w:rPr>
-        <w:t>7</w:t>
+        <w:t xml:space="preserve"> [</w:t>
+      </w:r>
+      <w:r>
+        <w:rPr>
+          <w:rFonts w:ascii="Arial" w:hAnsi="Arial"/>
+          <w:color w:val="000000"/>
+          <w:sz w:val="18"/>
+          <w:highlight w:val="lightGray"/>
+        </w:rPr>
+        <w:t>1</w:t>
+      </w:r>
+      <w:r>
+        <w:rPr>
+          <w:rFonts w:ascii="Arial" w:hAnsi="Arial"/>
+          <w:color w:val="000000"/>
+          <w:sz w:val="18"/>
+          <w:highlight w:val="lightGray"/>
+        </w:rPr>
+        <w:t>/</w:t>
+      </w:r>
+      <w:r>
+        <w:rPr>
+          <w:rFonts w:ascii="Arial" w:hAnsi="Arial"/>
+          <w:color w:val="000000"/>
+          <w:sz w:val="18"/>
+          <w:highlight w:val="lightGray"/>
+        </w:rPr>
+        <w:t>23</w:t>
       </w:r>
       <w:r>
         <w:rPr>
@@ -6793,7 +7589,7 @@
         </w:rPr>
         <w:lastRenderedPageBreak/>
         <w:pict w14:anchorId="6AB50636">
-          <v:rect id="_x0000_i1239" style="width:0;height:1.5pt" o:hralign="center" o:hrstd="t" o:hr="t" fillcolor="#a0a0a0" stroked="f"/>
+          <v:rect id="_x0000_i1052" style="width:0;height:1.5pt" o:hralign="center" o:hrstd="t" o:hr="t" fillcolor="#a0a0a0" stroked="f"/>
         </w:pict>
       </w:r>
     </w:p>
@@ -6829,7 +7625,27 @@
           <w:sz w:val="18"/>
           <w:highlight w:val="lightGray"/>
         </w:rPr>
-        <w:t xml:space="preserve">: Persons Table -&gt; ID Column: 1, Name_En Column: Motasem Essam] -&gt; </w:t>
+        <w:t xml:space="preserve">: Persons Table -&gt; ID Column: 1, </w:t>
+      </w:r>
+      <w:proofErr w:type="spellStart"/>
+      <w:r>
+        <w:rPr>
+          <w:rFonts w:ascii="Arial" w:hAnsi="Arial"/>
+          <w:color w:val="000000"/>
+          <w:sz w:val="18"/>
+          <w:highlight w:val="lightGray"/>
+        </w:rPr>
+        <w:t>Name_En</w:t>
+      </w:r>
+      <w:proofErr w:type="spellEnd"/>
+      <w:r>
+        <w:rPr>
+          <w:rFonts w:ascii="Arial" w:hAnsi="Arial"/>
+          <w:color w:val="000000"/>
+          <w:sz w:val="18"/>
+          <w:highlight w:val="lightGray"/>
+        </w:rPr>
+        <w:t xml:space="preserve"> Column: Motasem Essam] -&gt; </w:t>
       </w:r>
       <w:r>
         <w:rPr>
@@ -6885,16 +7701,34 @@
           <w:sz w:val="18"/>
           <w:highlight w:val="lightGray"/>
         </w:rPr>
-        <w:t xml:space="preserve"> [6/</w:t>
-      </w:r>
-      <w:r>
-        <w:rPr>
-          <w:rFonts w:ascii="Arial" w:hAnsi="Arial"/>
-          <w:color w:val="000000"/>
-          <w:sz w:val="18"/>
-          <w:highlight w:val="lightGray"/>
-        </w:rPr>
-        <w:t>7</w:t>
+        <w:t xml:space="preserve"> [</w:t>
+      </w:r>
+      <w:r>
+        <w:rPr>
+          <w:rFonts w:ascii="Arial" w:hAnsi="Arial"/>
+          <w:color w:val="000000"/>
+          <w:sz w:val="18"/>
+          <w:highlight w:val="lightGray"/>
+        </w:rPr>
+        <w:t>1</w:t>
+      </w:r>
+      <w:r>
+        <w:rPr>
+          <w:rFonts w:ascii="Arial" w:hAnsi="Arial"/>
+          <w:color w:val="000000"/>
+          <w:sz w:val="18"/>
+          <w:highlight w:val="lightGray"/>
+        </w:rPr>
+        <w:t>/</w:t>
+      </w:r>
+      <w:r>
+        <w:rPr>
+          <w:rFonts w:ascii="Arial" w:hAnsi="Arial"/>
+          <w:color w:val="000000"/>
+          <w:sz w:val="18"/>
+          <w:highlight w:val="lightGray"/>
+        </w:rPr>
+        <w:t>23</w:t>
       </w:r>
       <w:r>
         <w:rPr>
@@ -7030,7 +7864,7 @@
           <w:rFonts w:ascii="Roboto Mono" w:hAnsi="Roboto Mono"/>
         </w:rPr>
         <w:pict w14:anchorId="79738A9B">
-          <v:rect id="_x0000_i1241" style="width:0;height:1.5pt" o:hralign="center" o:hrstd="t" o:hr="t" fillcolor="#a0a0a0" stroked="f"/>
+          <v:rect id="_x0000_i1053" style="width:0;height:1.5pt" o:hralign="center" o:hrstd="t" o:hr="t" fillcolor="#a0a0a0" stroked="f"/>
         </w:pict>
       </w:r>
     </w:p>
@@ -7066,7 +7900,27 @@
           <w:sz w:val="18"/>
           <w:highlight w:val="lightGray"/>
         </w:rPr>
-        <w:t xml:space="preserve">: Persons Table -&gt; ID Column: 1, Name_En Column: Motasem Essam] -&gt; </w:t>
+        <w:t xml:space="preserve">: Persons Table -&gt; ID Column: 1, </w:t>
+      </w:r>
+      <w:proofErr w:type="spellStart"/>
+      <w:r>
+        <w:rPr>
+          <w:rFonts w:ascii="Arial" w:hAnsi="Arial"/>
+          <w:color w:val="000000"/>
+          <w:sz w:val="18"/>
+          <w:highlight w:val="lightGray"/>
+        </w:rPr>
+        <w:t>Name_En</w:t>
+      </w:r>
+      <w:proofErr w:type="spellEnd"/>
+      <w:r>
+        <w:rPr>
+          <w:rFonts w:ascii="Arial" w:hAnsi="Arial"/>
+          <w:color w:val="000000"/>
+          <w:sz w:val="18"/>
+          <w:highlight w:val="lightGray"/>
+        </w:rPr>
+        <w:t xml:space="preserve"> Column: Motasem Essam] -&gt; </w:t>
       </w:r>
       <w:r>
         <w:rPr>
@@ -7122,16 +7976,34 @@
           <w:sz w:val="18"/>
           <w:highlight w:val="lightGray"/>
         </w:rPr>
-        <w:t xml:space="preserve"> [6/</w:t>
-      </w:r>
-      <w:r>
-        <w:rPr>
-          <w:rFonts w:ascii="Arial" w:hAnsi="Arial"/>
-          <w:color w:val="000000"/>
-          <w:sz w:val="18"/>
-          <w:highlight w:val="lightGray"/>
-        </w:rPr>
-        <w:t>7</w:t>
+        <w:t xml:space="preserve"> [</w:t>
+      </w:r>
+      <w:r>
+        <w:rPr>
+          <w:rFonts w:ascii="Arial" w:hAnsi="Arial"/>
+          <w:color w:val="000000"/>
+          <w:sz w:val="18"/>
+          <w:highlight w:val="lightGray"/>
+        </w:rPr>
+        <w:t>1</w:t>
+      </w:r>
+      <w:r>
+        <w:rPr>
+          <w:rFonts w:ascii="Arial" w:hAnsi="Arial"/>
+          <w:color w:val="000000"/>
+          <w:sz w:val="18"/>
+          <w:highlight w:val="lightGray"/>
+        </w:rPr>
+        <w:t>/</w:t>
+      </w:r>
+      <w:r>
+        <w:rPr>
+          <w:rFonts w:ascii="Arial" w:hAnsi="Arial"/>
+          <w:color w:val="000000"/>
+          <w:sz w:val="18"/>
+          <w:highlight w:val="lightGray"/>
+        </w:rPr>
+        <w:t>23</w:t>
       </w:r>
       <w:r>
         <w:rPr>
@@ -8401,6 +9273,7 @@
   <w:style w:type="character" w:default="1" w:styleId="DefaultParagraphFont">
     <w:name w:val="Default Paragraph Font"/>
     <w:uiPriority w:val="1"/>
+    <w:semiHidden/>
     <w:unhideWhenUsed/>
   </w:style>
   <w:style w:type="table" w:default="1" w:styleId="TableNormal">
